--- a/REQUERIMENTOS/carbonato-calcio/Requerimento_Carbonato_Calcio_2026.docx
+++ b/REQUERIMENTOS/carbonato-calcio/Requerimento_Carbonato_Calcio_2026.docx
@@ -35,7 +35,7 @@
         <w:t>Assunto:</w:t>
       </w:r>
       <w:r>
-        <w:t xml:space="preserve"> Informações sobre a aquisição de carbonato de cálcio 1250 mg com vitamina D 200 UI (Processo nº 8102/2026-49, sequencial PNCP 56/2026), homologada a </w:t>
+        <w:t xml:space="preserve"> Informações sobre a aquisição de carbonato de cálcio 1250 mg com vitamina D 200 UI (Processo nº 50942/2025-51, sequencial PNCP 56/2026), homologada a </w:t>
       </w:r>
       <w:r>
         <w:rPr>
@@ -62,7 +62,7 @@
         <w:t>R$ 0,22</w:t>
       </w:r>
       <w:r>
-        <w:t xml:space="preserve"> pelo mesmo medicamento, com a mesma especificação, em junho do mesmo ano (sequencial PNCP 192/2026).</w:t>
+        <w:t xml:space="preserve"> pelo mesmo medicamento, com a mesma especificação, em junho do mesmo ano (Processo nº 10553/2026-65, sequencial PNCP 192/2026).</w:t>
       </w:r>
     </w:p>
     <w:p>
@@ -191,6 +191,50 @@
           <w:p>
             <w:r/>
             <w:r>
+              <w:rPr>
+                <w:b/>
+              </w:rPr>
+              <w:t>Processo administrativo</w:t>
+            </w:r>
+          </w:p>
+        </w:tc>
+        <w:tc>
+          <w:tcPr>
+            <w:tcW w:type="dxa" w:w="2880"/>
+          </w:tcPr>
+          <w:p>
+            <w:r/>
+            <w:r>
+              <w:rPr>
+                <w:b/>
+              </w:rPr>
+              <w:t>50942/2025-51</w:t>
+            </w:r>
+          </w:p>
+        </w:tc>
+        <w:tc>
+          <w:tcPr>
+            <w:tcW w:type="dxa" w:w="2880"/>
+          </w:tcPr>
+          <w:p>
+            <w:r/>
+            <w:r>
+              <w:rPr>
+                <w:b/>
+              </w:rPr>
+              <w:t>10553/2026-65</w:t>
+            </w:r>
+          </w:p>
+        </w:tc>
+      </w:tr>
+      <w:tr>
+        <w:tc>
+          <w:tcPr>
+            <w:tcW w:type="dxa" w:w="2880"/>
+          </w:tcPr>
+          <w:p>
+            <w:r/>
+            <w:r>
               <w:t>Sequencial PNCP</w:t>
             </w:r>
           </w:p>
@@ -214,6 +258,44 @@
             <w:r/>
             <w:r>
               <w:t>192/2026 (item 1)</w:t>
+            </w:r>
+          </w:p>
+        </w:tc>
+      </w:tr>
+      <w:tr>
+        <w:tc>
+          <w:tcPr>
+            <w:tcW w:type="dxa" w:w="2880"/>
+          </w:tcPr>
+          <w:p>
+            <w:r/>
+            <w:r>
+              <w:t>Natureza</w:t>
+            </w:r>
+          </w:p>
+        </w:tc>
+        <w:tc>
+          <w:tcPr>
+            <w:tcW w:type="dxa" w:w="2880"/>
+          </w:tcPr>
+          <w:p>
+            <w:r/>
+            <w:r>
+              <w:t>aquisição direta</w:t>
+            </w:r>
+          </w:p>
+        </w:tc>
+        <w:tc>
+          <w:tcPr>
+            <w:tcW w:type="dxa" w:w="2880"/>
+          </w:tcPr>
+          <w:p>
+            <w:r/>
+            <w:r>
+              <w:rPr>
+                <w:b/>
+              </w:rPr>
+              <w:t>registro de preços</w:t>
             </w:r>
           </w:p>
         </w:tc>
@@ -431,7 +513,7 @@
           <w:p>
             <w:r/>
             <w:r>
-              <w:t>Valor da aquisição</w:t>
+              <w:t>Valor</w:t>
             </w:r>
           </w:p>
         </w:tc>
@@ -447,6 +529,9 @@
               </w:rPr>
               <w:t>R$ 674.400,00</w:t>
             </w:r>
+            <w:r>
+              <w:t xml:space="preserve"> (compra)</w:t>
+            </w:r>
           </w:p>
         </w:tc>
         <w:tc>
@@ -456,7 +541,7 @@
           <w:p>
             <w:r/>
             <w:r>
-              <w:t>R$ 346.698,00</w:t>
+              <w:t>R$ 346.698,00 (ata)</w:t>
             </w:r>
           </w:p>
         </w:tc>
@@ -648,6 +733,14 @@
         <w:jc w:val="both"/>
       </w:pPr>
       <w:r>
+        <w:t>Registre-se uma diferença de natureza entre os dois certames: o de abril é aquisição direta, com quantidade firme, e o de junho é registro de preços. A distinção, contudo, milita em sentido contrário à hipótese de que explicaria o preço: no registro de preços o fornecedor não tem volume assegurado e tende a ofertar com margem maior, e ainda assim a mesma empresa ofertou 72,5% menos que na compra firme de abril.</w:t>
+      </w:r>
+    </w:p>
+    <w:p>
+      <w:pPr>
+        <w:jc w:val="both"/>
+      </w:pPr>
+      <w:r>
         <w:t xml:space="preserve">Aplicada a diferença de R$ 0,58 por comprimido à quantidade adquirida em abril, o valor envolvido é de </w:t>
       </w:r>
       <w:r>
@@ -730,25 +823,25 @@
         <w:t>Cópia integral</w:t>
       </w:r>
       <w:r>
-        <w:t xml:space="preserve"> dos autos dos processos administrativos correspondentes aos certames de sequencial PNCP </w:t>
+        <w:t xml:space="preserve"> dos autos dos Processos Administrativos nº </w:t>
       </w:r>
       <w:r>
         <w:rPr>
           <w:b/>
         </w:rPr>
-        <w:t>56/2026</w:t>
+        <w:t>50942/2025-51</w:t>
       </w:r>
       <w:r>
-        <w:t xml:space="preserve"> e </w:t>
+        <w:t xml:space="preserve"> e nº </w:t>
       </w:r>
       <w:r>
         <w:rPr>
           <w:b/>
         </w:rPr>
-        <w:t>192/2026</w:t>
+        <w:t>10553/2026-65</w:t>
       </w:r>
       <w:r>
-        <w:t>, incluindo termos de referência, pesquisas de preços, mapas comparativos, atas de sessão pública, propostas, pareceres e termos de homologação.</w:t>
+        <w:t xml:space="preserve"> (sequenciais PNCP 56/2026 e 192/2026), incluindo termos de referência, pesquisas de preços, mapas comparativos, atas de sessão pública, propostas, pareceres e termos de homologação.</w:t>
       </w:r>
     </w:p>
     <w:p>
